--- a/9-交付管理/运行记录类文件/090208-天津港引航中心引航信息系统及设备维护项目-2026年第一季度阶段性总结报告.docx
+++ b/9-交付管理/运行记录类文件/090208-天津港引航中心引航信息系统及设备维护项目-2026年第一季度阶段性总结报告.docx
@@ -404,8 +404,18 @@
               <w:rPr>
                 <w:rFonts w:hint="eastAsia" w:ascii="宋体" w:hAnsi="宋体" w:cs="宋体"/>
                 <w:sz w:val="21"/>
-              </w:rPr>
-              <w:t>编制时间:</w:t>
+                <w:lang w:val="en-US" w:eastAsia="zh-CN"/>
+              </w:rPr>
+              <w:t>审核</w:t>
+            </w:r>
+            <w:bookmarkStart w:id="44" w:name="_GoBack"/>
+            <w:bookmarkEnd w:id="44"/>
+            <w:r>
+              <w:rPr>
+                <w:rFonts w:hint="eastAsia" w:ascii="宋体" w:hAnsi="宋体" w:cs="宋体"/>
+                <w:sz w:val="21"/>
+              </w:rPr>
+              <w:t>时间:</w:t>
             </w:r>
             <w:r>
               <w:rPr>
@@ -3118,8 +3128,8 @@
         <w:pStyle w:val="31"/>
         <w:bidi w:val="0"/>
       </w:pPr>
-      <w:bookmarkStart w:id="4" w:name="heading_1"/>
-      <w:bookmarkStart w:id="5" w:name="_Toc5039"/>
+      <w:bookmarkStart w:id="4" w:name="_Toc5039"/>
+      <w:bookmarkStart w:id="5" w:name="heading_1"/>
       <w:r>
         <w:t>报告目的</w:t>
       </w:r>
@@ -3140,8 +3150,8 @@
         <w:pStyle w:val="31"/>
         <w:bidi w:val="0"/>
       </w:pPr>
-      <w:bookmarkStart w:id="6" w:name="heading_2"/>
-      <w:bookmarkStart w:id="7" w:name="_Toc1151"/>
+      <w:bookmarkStart w:id="6" w:name="_Toc1151"/>
+      <w:bookmarkStart w:id="7" w:name="heading_2"/>
       <w:r>
         <w:t>报告期间</w:t>
       </w:r>
@@ -3162,8 +3172,8 @@
         <w:pStyle w:val="31"/>
         <w:bidi w:val="0"/>
       </w:pPr>
-      <w:bookmarkStart w:id="8" w:name="heading_3"/>
-      <w:bookmarkStart w:id="9" w:name="_Toc19381"/>
+      <w:bookmarkStart w:id="8" w:name="_Toc19381"/>
+      <w:bookmarkStart w:id="9" w:name="heading_3"/>
       <w:r>
         <w:t>总体评价</w:t>
       </w:r>
@@ -3200,8 +3210,8 @@
         <w:pStyle w:val="29"/>
         <w:bidi w:val="0"/>
       </w:pPr>
-      <w:bookmarkStart w:id="10" w:name="heading_4"/>
-      <w:bookmarkStart w:id="11" w:name="_Toc28693"/>
+      <w:bookmarkStart w:id="10" w:name="_Toc28693"/>
+      <w:bookmarkStart w:id="11" w:name="heading_4"/>
       <w:r>
         <w:t>服务运行情况</w:t>
       </w:r>
@@ -3263,8 +3273,8 @@
         <w:pStyle w:val="31"/>
         <w:bidi w:val="0"/>
       </w:pPr>
-      <w:bookmarkStart w:id="14" w:name="heading_6"/>
-      <w:bookmarkStart w:id="15" w:name="_Toc22246"/>
+      <w:bookmarkStart w:id="14" w:name="_Toc22246"/>
+      <w:bookmarkStart w:id="15" w:name="heading_6"/>
       <w:r>
         <w:t>春节假期专项保障</w:t>
       </w:r>
@@ -3303,8 +3313,8 @@
         <w:pStyle w:val="31"/>
         <w:bidi w:val="0"/>
       </w:pPr>
-      <w:bookmarkStart w:id="16" w:name="heading_7"/>
-      <w:bookmarkStart w:id="17" w:name="_Toc649"/>
+      <w:bookmarkStart w:id="16" w:name="_Toc649"/>
+      <w:bookmarkStart w:id="17" w:name="heading_7"/>
       <w:r>
         <w:t>月度系统体检</w:t>
       </w:r>
@@ -3334,8 +3344,8 @@
         <w:pStyle w:val="29"/>
         <w:bidi w:val="0"/>
       </w:pPr>
-      <w:bookmarkStart w:id="18" w:name="heading_8"/>
-      <w:bookmarkStart w:id="19" w:name="_Toc25013"/>
+      <w:bookmarkStart w:id="18" w:name="_Toc25013"/>
+      <w:bookmarkStart w:id="19" w:name="heading_8"/>
       <w:r>
         <w:t>数据质量保障情况</w:t>
       </w:r>
@@ -3418,8 +3428,8 @@
         <w:pStyle w:val="31"/>
         <w:bidi w:val="0"/>
       </w:pPr>
-      <w:bookmarkStart w:id="24" w:name="heading_11"/>
-      <w:bookmarkStart w:id="25" w:name="_Toc7778"/>
+      <w:bookmarkStart w:id="24" w:name="_Toc7778"/>
+      <w:bookmarkStart w:id="25" w:name="heading_11"/>
       <w:r>
         <w:t>清洗规则优化迭代</w:t>
       </w:r>
@@ -3456,8 +3466,8 @@
         <w:pStyle w:val="29"/>
         <w:bidi w:val="0"/>
       </w:pPr>
-      <w:bookmarkStart w:id="26" w:name="heading_12"/>
-      <w:bookmarkStart w:id="27" w:name="_Toc24298"/>
+      <w:bookmarkStart w:id="26" w:name="_Toc24298"/>
+      <w:bookmarkStart w:id="27" w:name="heading_12"/>
       <w:r>
         <w:t>系统优化与知识积累</w:t>
       </w:r>
@@ -3509,8 +3519,8 @@
         <w:pStyle w:val="31"/>
         <w:bidi w:val="0"/>
       </w:pPr>
-      <w:bookmarkStart w:id="30" w:name="heading_15"/>
-      <w:bookmarkStart w:id="31" w:name="_Toc24970"/>
+      <w:bookmarkStart w:id="30" w:name="_Toc24970"/>
+      <w:bookmarkStart w:id="31" w:name="heading_15"/>
       <w:r>
         <w:t>客户培训</w:t>
       </w:r>
@@ -3794,8 +3804,8 @@
         <w:pStyle w:val="29"/>
         <w:bidi w:val="0"/>
       </w:pPr>
-      <w:bookmarkStart w:id="42" w:name="heading_21"/>
-      <w:bookmarkStart w:id="43" w:name="_Toc31950"/>
+      <w:bookmarkStart w:id="42" w:name="_Toc31950"/>
+      <w:bookmarkStart w:id="43" w:name="heading_21"/>
       <w:r>
         <w:t>结论</w:t>
       </w:r>
@@ -3926,8 +3936,6 @@
           <w:lang w:eastAsia="zh-CN"/>
         </w:rPr>
       </w:pPr>
-      <w:bookmarkStart w:id="44" w:name="_GoBack"/>
-      <w:bookmarkEnd w:id="44"/>
     </w:p>
     <w:sectPr>
       <w:headerReference r:id="rId5" w:type="default"/>
